--- a/src/main/resources/templates/NhapKho/nhap-ket.docx
+++ b/src/main/resources/templates/NhapKho/nhap-ket.docx
@@ -859,7 +859,7 @@
     </w:p>
     <w:tbl>
       <w:tblPr>
-        <w:tblW w:w="5264" w:type="pct"/>
+        <w:tblW w:w="4991" w:type="pct"/>
         <w:tblInd w:w="-185" w:type="dxa"/>
         <w:tblBorders>
           <w:top w:val="single" w:sz="4" w:space="0" w:color="auto"/>
@@ -869,21 +869,22 @@
           <w:insideH w:val="single" w:sz="4" w:space="0" w:color="auto"/>
           <w:insideV w:val="single" w:sz="4" w:space="0" w:color="auto"/>
         </w:tblBorders>
+        <w:tblLayout w:type="fixed"/>
         <w:tblLook w:val="04A0" w:firstRow="1" w:lastRow="0" w:firstColumn="1" w:lastColumn="0" w:noHBand="0" w:noVBand="1"/>
       </w:tblPr>
       <w:tblGrid>
-        <w:gridCol w:w="1000"/>
-        <w:gridCol w:w="2156"/>
-        <w:gridCol w:w="851"/>
-        <w:gridCol w:w="1251"/>
-        <w:gridCol w:w="1134"/>
-        <w:gridCol w:w="2100"/>
-        <w:gridCol w:w="1000"/>
+        <w:gridCol w:w="988"/>
+        <w:gridCol w:w="1710"/>
+        <w:gridCol w:w="632"/>
+        <w:gridCol w:w="1262"/>
+        <w:gridCol w:w="1168"/>
+        <w:gridCol w:w="2160"/>
+        <w:gridCol w:w="1080"/>
       </w:tblGrid>
       <w:tr>
         <w:tc>
           <w:tcPr>
-            <w:tcW w:w="573" w:type="pct"/>
+            <w:tcW w:w="549" w:type="pct"/>
             <w:vAlign w:val="center"/>
           </w:tcPr>
           <w:p>
@@ -915,7 +916,7 @@
         </w:tc>
         <w:tc>
           <w:tcPr>
-            <w:tcW w:w="1182" w:type="pct"/>
+            <w:tcW w:w="950" w:type="pct"/>
             <w:vAlign w:val="center"/>
           </w:tcPr>
           <w:p>
@@ -947,7 +948,7 @@
         </w:tc>
         <w:tc>
           <w:tcPr>
-            <w:tcW w:w="446" w:type="pct"/>
+            <w:tcW w:w="351" w:type="pct"/>
             <w:vAlign w:val="center"/>
           </w:tcPr>
           <w:p>
@@ -979,7 +980,7 @@
         </w:tc>
         <w:tc>
           <w:tcPr>
-            <w:tcW w:w="656" w:type="pct"/>
+            <w:tcW w:w="701" w:type="pct"/>
             <w:vAlign w:val="center"/>
           </w:tcPr>
           <w:p>
@@ -1011,7 +1012,7 @@
         </w:tc>
         <w:tc>
           <w:tcPr>
-            <w:tcW w:w="594" w:type="pct"/>
+            <w:tcW w:w="649" w:type="pct"/>
             <w:vAlign w:val="center"/>
           </w:tcPr>
           <w:p>
@@ -1043,7 +1044,7 @@
         </w:tc>
         <w:tc>
           <w:tcPr>
-            <w:tcW w:w="1024" w:type="pct"/>
+            <w:tcW w:w="1200" w:type="pct"/>
             <w:vAlign w:val="center"/>
           </w:tcPr>
           <w:p>
@@ -1075,7 +1076,7 @@
         </w:tc>
         <w:tc>
           <w:tcPr>
-            <w:tcW w:w="524" w:type="pct"/>
+            <w:tcW w:w="600" w:type="pct"/>
             <w:vAlign w:val="center"/>
           </w:tcPr>
           <w:p>
@@ -1109,7 +1110,7 @@
       <w:tr>
         <w:tc>
           <w:tcPr>
-            <w:tcW w:w="573" w:type="pct"/>
+            <w:tcW w:w="549" w:type="pct"/>
           </w:tcPr>
           <w:p>
             <w:pPr>
@@ -1122,15 +1123,15 @@
               <w:ind w:left="0"/>
               <w:rPr>
                 <w:color w:val="000000"/>
-                <w:sz w:val="27"/>
-                <w:szCs w:val="27"/>
+                <w:sz w:val="22"/>
+                <w:szCs w:val="22"/>
               </w:rPr>
             </w:pPr>
             <w:r>
               <w:rPr>
                 <w:color w:val="000000"/>
-                <w:sz w:val="27"/>
-                <w:szCs w:val="27"/>
+                <w:sz w:val="22"/>
+                <w:szCs w:val="22"/>
               </w:rPr>
               <w:t>{{stt}}</w:t>
             </w:r>
@@ -1138,7 +1139,7 @@
         </w:tc>
         <w:tc>
           <w:tcPr>
-            <w:tcW w:w="1182" w:type="pct"/>
+            <w:tcW w:w="950" w:type="pct"/>
           </w:tcPr>
           <w:p>
             <w:pPr>
@@ -1169,7 +1170,7 @@
         </w:tc>
         <w:tc>
           <w:tcPr>
-            <w:tcW w:w="446" w:type="pct"/>
+            <w:tcW w:w="351" w:type="pct"/>
           </w:tcPr>
           <w:p>
             <w:pPr>
@@ -1182,15 +1183,15 @@
               <w:ind w:left="0"/>
               <w:rPr>
                 <w:color w:val="000000"/>
-                <w:sz w:val="27"/>
-                <w:szCs w:val="27"/>
+                <w:sz w:val="22"/>
+                <w:szCs w:val="22"/>
               </w:rPr>
             </w:pPr>
             <w:r>
               <w:rPr>
                 <w:color w:val="000000"/>
-                <w:sz w:val="27"/>
-                <w:szCs w:val="27"/>
+                <w:sz w:val="22"/>
+                <w:szCs w:val="22"/>
               </w:rPr>
               <w:t>01</w:t>
             </w:r>
@@ -1198,7 +1199,7 @@
         </w:tc>
         <w:tc>
           <w:tcPr>
-            <w:tcW w:w="656" w:type="pct"/>
+            <w:tcW w:w="701" w:type="pct"/>
           </w:tcPr>
           <w:p>
             <w:pPr>
@@ -1215,7 +1216,7 @@
                 <w:sz w:val="20"/>
                 <w:szCs w:val="20"/>
               </w:rPr>
-              <w:t xml:space="preserve">{{chassis}}, </w:t>
+              <w:t xml:space="preserve">{{chassis}} </w:t>
             </w:r>
             <w:r>
               <w:rPr>
@@ -1228,7 +1229,7 @@
         </w:tc>
         <w:tc>
           <w:tcPr>
-            <w:tcW w:w="594" w:type="pct"/>
+            <w:tcW w:w="649" w:type="pct"/>
           </w:tcPr>
           <w:p>
             <w:pPr>
@@ -1255,7 +1256,7 @@
         </w:tc>
         <w:tc>
           <w:tcPr>
-            <w:tcW w:w="1024" w:type="pct"/>
+            <w:tcW w:w="1200" w:type="pct"/>
           </w:tcPr>
           <w:p>
             <w:pPr>
@@ -1291,7 +1292,7 @@
         </w:tc>
         <w:tc>
           <w:tcPr>
-            <w:tcW w:w="524" w:type="pct"/>
+            <w:tcW w:w="600" w:type="pct"/>
           </w:tcPr>
           <w:p>
             <w:pPr>
@@ -1322,7 +1323,7 @@
       <w:tr>
         <w:tc>
           <w:tcPr>
-            <w:tcW w:w="573" w:type="pct"/>
+            <w:tcW w:w="549" w:type="pct"/>
           </w:tcPr>
           <w:p>
             <w:pPr>
@@ -1343,7 +1344,7 @@
         </w:tc>
         <w:tc>
           <w:tcPr>
-            <w:tcW w:w="1182" w:type="pct"/>
+            <w:tcW w:w="950" w:type="pct"/>
           </w:tcPr>
           <w:p>
             <w:pPr>
@@ -1364,7 +1365,7 @@
         </w:tc>
         <w:tc>
           <w:tcPr>
-            <w:tcW w:w="446" w:type="pct"/>
+            <w:tcW w:w="351" w:type="pct"/>
           </w:tcPr>
           <w:p>
             <w:pPr>
@@ -1385,7 +1386,7 @@
         </w:tc>
         <w:tc>
           <w:tcPr>
-            <w:tcW w:w="656" w:type="pct"/>
+            <w:tcW w:w="701" w:type="pct"/>
           </w:tcPr>
           <w:p>
             <w:pPr>
@@ -1406,7 +1407,7 @@
         </w:tc>
         <w:tc>
           <w:tcPr>
-            <w:tcW w:w="594" w:type="pct"/>
+            <w:tcW w:w="649" w:type="pct"/>
           </w:tcPr>
           <w:p>
             <w:pPr>
@@ -1427,7 +1428,7 @@
         </w:tc>
         <w:tc>
           <w:tcPr>
-            <w:tcW w:w="1024" w:type="pct"/>
+            <w:tcW w:w="1200" w:type="pct"/>
           </w:tcPr>
           <w:p>
             <w:pPr>
@@ -1448,7 +1449,7 @@
         </w:tc>
         <w:tc>
           <w:tcPr>
-            <w:tcW w:w="524" w:type="pct"/>
+            <w:tcW w:w="600" w:type="pct"/>
           </w:tcPr>
           <w:p>
             <w:pPr>
@@ -1817,7 +1818,6 @@
                 <w:sz w:val="27"/>
                 <w:szCs w:val="27"/>
               </w:rPr>
-              <w:lastRenderedPageBreak/>
               <w:t>CÁN BỘ QLKH</w:t>
             </w:r>
           </w:p>
@@ -2499,6 +2499,7 @@
   <w:style w:type="character" w:default="1" w:styleId="DefaultParagraphFont">
     <w:name w:val="Default Paragraph Font"/>
     <w:uiPriority w:val="1"/>
+    <w:semiHidden/>
     <w:unhideWhenUsed/>
   </w:style>
   <w:style w:type="table" w:default="1" w:styleId="TableNormal">
